--- a/word/Capsula_12_Configura_finalizacion_y_restricciones.docx
+++ b/word/Capsula_12_Configura_finalizacion_y_restricciones.docx
@@ -308,7 +308,7 @@
                 <w:sz w:val="20"/>
                 <w:szCs w:val="20"/>
               </w:rPr>
-              <w:t xml:space="preserve">Moodle 4.x</w:t>
+              <w:t xml:space="preserve">Moodle 4.5</w:t>
             </w:r>
           </w:p>
         </w:tc>
@@ -623,7 +623,7 @@
           <w:sz w:val="22"/>
           <w:szCs w:val="22"/>
         </w:rPr>
-        <w:t xml:space="preserve">Ve a Configuración del curso › Rastreo de finalización › Habilitar rastreo del grado de finalización: Sí.</w:t>
+        <w:t xml:space="preserve">Ve a Configuración del curso › Rastreo de finalización › Habilitar seguimiento del grado de finalización: Sí.</w:t>
       </w:r>
     </w:p>
     <w:p>
@@ -702,7 +702,7 @@
           <w:sz w:val="22"/>
           <w:szCs w:val="22"/>
         </w:rPr>
-        <w:t xml:space="preserve">Edita el recurso o la actividad › Condiciones de finalización.</w:t>
+        <w:t xml:space="preserve">Edita el recurso o la actividad › Condiciones de finalización de actividad.</w:t>
       </w:r>
     </w:p>
     <w:p>
